--- a/data/ai_paras/AI_para_160.docx
+++ b/data/ai_paras/AI_para_160.docx
@@ -4,7 +4,7 @@
   <w:body>
     <w:p>
       <w:r>
-        <w:t>Machine learning algorithms have become integral to contemporary image processing techniques for mango disease detection, offering sophisticated capabilities for analyzing complex image data. These algorithms, particularly those designed for recognizing features associated with diseases such as anthracnose, have demonstrated efficacy in improving diagnostic accuracy (Ref-u007313). By employing advanced models, machine learning techniques can process large volumes of image data to identify disease patterns that may be imperceptible to the human eye (Ref-u007313). However, the effectiveness of these algorithms often hinges on the availability of substantial datasets, which are necessary for training the models to achieve high accuracy levels. Despite these advancements, the continuous evolution of machine learning approaches is essential to address the ongoing challenges related to data variation and computational demands, ensuring that these systems remain robust and adaptable in diverse agricultural settings.</w:t>
+        <w:t>Quantum computing presents a transformative opportunity to revolutionize image processing techniques, particularly in the realm of mango disease detection. Unlike traditional computing, which processes data in bits, quantum computing utilizes qubits to perform complex calculations at unprecedented speeds, potentially enhancing the accuracy and efficiency of disease detection algorithms (Ref-u480921). The inherent capability of quantum computers to handle vast amounts of data simultaneously can significantly improve the processing of high-resolution images, allowing for more detailed analysis of disease symptoms. By leveraging the power of quantum computing, image processing systems could overcome current computational limitations, facilitating the development of more sophisticated models capable of distinguishing between subtle disease variations (Ref-u480921). As this technology continues to evolve, its integration with existing image processing methods holds promise for advancing the precision and effectiveness of mango disease detection, ultimately contributing to more sustainable agricultural practices.</w:t>
       </w:r>
     </w:p>
     <w:sectPr>
